--- a/小說原稿/[相二]二十年後的重逢.docx
+++ b/小說原稿/[相二]二十年後的重逢.docx
@@ -11,9 +11,8 @@
       <w:r>
         <w:t>二十年前，相葉雅紀失去了他最愛的人。</w:t>
       </w:r>
-      <w:r>
-        <w:br/>
-      </w:r>
+    </w:p>
+    <w:p>
       <w:r>
         <w:t>二十年後，他在咖啡店裡看見了一張一模一樣的臉。同樣的眉眼，同樣的名字，同樣從鼻子裡哼出短短氣音的笑法。</w:t>
       </w:r>
